--- a/docs/prezentare/current_draft/disertatie_prezentare_slide.docx
+++ b/docs/prezentare/current_draft/disertatie_prezentare_slide.docx
@@ -529,7 +529,7 @@
           <w14:ligatures w14:val="none"/>
         </w:rPr>
         <w:pict w14:anchorId="5E56E09C">
-          <v:rect id="_x0000_i1059" style="width:652.5pt;height:1.5pt" o:hrpct="0" o:hralign="center" o:hrstd="t" o:hr="t" fillcolor="#a0a0a0" stroked="f"/>
+          <v:rect id="_x0000_i1025" style="width:652.5pt;height:1.5pt" o:hrpct="0" o:hralign="center" o:hrstd="t" o:hr="t" fillcolor="#a0a0a0" stroked="f"/>
         </w:pict>
       </w:r>
     </w:p>
@@ -801,7 +801,7 @@
           <w14:ligatures w14:val="none"/>
         </w:rPr>
         <w:pict w14:anchorId="45F39B1C">
-          <v:rect id="_x0000_i1060" style="width:652.5pt;height:1.5pt" o:hrpct="0" o:hralign="center" o:hrstd="t" o:hr="t" fillcolor="#a0a0a0" stroked="f"/>
+          <v:rect id="_x0000_i1026" style="width:652.5pt;height:1.5pt" o:hrpct="0" o:hralign="center" o:hrstd="t" o:hr="t" fillcolor="#a0a0a0" stroked="f"/>
         </w:pict>
       </w:r>
     </w:p>
@@ -1139,7 +1139,7 @@
           <w14:ligatures w14:val="none"/>
         </w:rPr>
         <w:pict w14:anchorId="2D92643B">
-          <v:rect id="_x0000_i1061" style="width:652.5pt;height:1.5pt" o:hrpct="0" o:hralign="center" o:hrstd="t" o:hr="t" fillcolor="#a0a0a0" stroked="f"/>
+          <v:rect id="_x0000_i1027" style="width:652.5pt;height:1.5pt" o:hrpct="0" o:hralign="center" o:hrstd="t" o:hr="t" fillcolor="#a0a0a0" stroked="f"/>
         </w:pict>
       </w:r>
     </w:p>
@@ -1810,7 +1810,7 @@
           <w14:ligatures w14:val="none"/>
         </w:rPr>
         <w:pict w14:anchorId="641BE3DA">
-          <v:rect id="_x0000_i1062" style="width:652.5pt;height:1.5pt" o:hrpct="0" o:hralign="center" o:hrstd="t" o:hr="t" fillcolor="#a0a0a0" stroked="f"/>
+          <v:rect id="_x0000_i1028" style="width:652.5pt;height:1.5pt" o:hrpct="0" o:hralign="center" o:hrstd="t" o:hr="t" fillcolor="#a0a0a0" stroked="f"/>
         </w:pict>
       </w:r>
     </w:p>
@@ -2070,7 +2070,7 @@
           <w14:ligatures w14:val="none"/>
         </w:rPr>
         <w:pict w14:anchorId="1D0119C9">
-          <v:rect id="_x0000_i1063" style="width:652.5pt;height:1.5pt" o:hrpct="0" o:hralign="center" o:hrstd="t" o:hr="t" fillcolor="#a0a0a0" stroked="f"/>
+          <v:rect id="_x0000_i1029" style="width:652.5pt;height:1.5pt" o:hrpct="0" o:hralign="center" o:hrstd="t" o:hr="t" fillcolor="#a0a0a0" stroked="f"/>
         </w:pict>
       </w:r>
     </w:p>
@@ -2378,7 +2378,7 @@
           <w14:ligatures w14:val="none"/>
         </w:rPr>
         <w:pict w14:anchorId="4E46E399">
-          <v:rect id="_x0000_i1064" style="width:652.5pt;height:1.5pt" o:hrpct="0" o:hralign="center" o:hrstd="t" o:hr="t" fillcolor="#a0a0a0" stroked="f"/>
+          <v:rect id="_x0000_i1030" style="width:652.5pt;height:1.5pt" o:hrpct="0" o:hralign="center" o:hrstd="t" o:hr="t" fillcolor="#a0a0a0" stroked="f"/>
         </w:pict>
       </w:r>
     </w:p>
@@ -2599,7 +2599,7 @@
           <w14:ligatures w14:val="none"/>
         </w:rPr>
         <w:pict w14:anchorId="10964B89">
-          <v:rect id="_x0000_i1065" style="width:652.5pt;height:1.5pt" o:hrpct="0" o:hralign="center" o:hrstd="t" o:hr="t" fillcolor="#a0a0a0" stroked="f"/>
+          <v:rect id="_x0000_i1031" style="width:652.5pt;height:1.5pt" o:hrpct="0" o:hralign="center" o:hrstd="t" o:hr="t" fillcolor="#a0a0a0" stroked="f"/>
         </w:pict>
       </w:r>
     </w:p>
@@ -3009,7 +3009,7 @@
           <w14:ligatures w14:val="none"/>
         </w:rPr>
         <w:pict w14:anchorId="70DC9046">
-          <v:rect id="_x0000_i1066" style="width:652.5pt;height:1.5pt" o:hrpct="0" o:hralign="center" o:hrstd="t" o:hr="t" fillcolor="#a0a0a0" stroked="f"/>
+          <v:rect id="_x0000_i1032" style="width:652.5pt;height:1.5pt" o:hrpct="0" o:hralign="center" o:hrstd="t" o:hr="t" fillcolor="#a0a0a0" stroked="f"/>
         </w:pict>
       </w:r>
     </w:p>
@@ -3863,7 +3863,7 @@
           <w14:ligatures w14:val="none"/>
         </w:rPr>
         <w:pict w14:anchorId="5897AE89">
-          <v:rect id="_x0000_i1067" style="width:652.5pt;height:1.5pt" o:hrpct="0" o:hralign="center" o:hrstd="t" o:hr="t" fillcolor="#a0a0a0" stroked="f"/>
+          <v:rect id="_x0000_i1033" style="width:652.5pt;height:1.5pt" o:hrpct="0" o:hralign="center" o:hrstd="t" o:hr="t" fillcolor="#a0a0a0" stroked="f"/>
         </w:pict>
       </w:r>
     </w:p>
@@ -5279,7 +5279,7 @@
           <w14:ligatures w14:val="none"/>
         </w:rPr>
         <w:pict w14:anchorId="4E0FA731">
-          <v:rect id="_x0000_i1068" style="width:652.5pt;height:1.5pt" o:hrpct="0" o:hralign="center" o:hrstd="t" o:hr="t" fillcolor="#a0a0a0" stroked="f"/>
+          <v:rect id="_x0000_i1034" style="width:652.5pt;height:1.5pt" o:hrpct="0" o:hralign="center" o:hrstd="t" o:hr="t" fillcolor="#a0a0a0" stroked="f"/>
         </w:pict>
       </w:r>
     </w:p>
@@ -7534,7 +7534,7 @@
           <w14:ligatures w14:val="none"/>
         </w:rPr>
         <w:pict w14:anchorId="498DF272">
-          <v:rect id="_x0000_i1069" style="width:652.5pt;height:1.5pt" o:hrpct="0" o:hralign="center" o:hrstd="t" o:hr="t" fillcolor="#a0a0a0" stroked="f"/>
+          <v:rect id="_x0000_i1035" style="width:652.5pt;height:1.5pt" o:hrpct="0" o:hralign="center" o:hrstd="t" o:hr="t" fillcolor="#a0a0a0" stroked="f"/>
         </w:pict>
       </w:r>
     </w:p>
@@ -8482,7 +8482,7 @@
           <w14:ligatures w14:val="none"/>
         </w:rPr>
         <w:pict w14:anchorId="659ACB9D">
-          <v:rect id="_x0000_i1070" style="width:652.5pt;height:1.5pt" o:hrpct="0" o:hralign="center" o:hrstd="t" o:hr="t" fillcolor="#a0a0a0" stroked="f"/>
+          <v:rect id="_x0000_i1036" style="width:652.5pt;height:1.5pt" o:hrpct="0" o:hralign="center" o:hrstd="t" o:hr="t" fillcolor="#a0a0a0" stroked="f"/>
         </w:pict>
       </w:r>
     </w:p>
@@ -9708,7 +9708,7 @@
     </w:p>
     <w:tbl>
       <w:tblPr>
-        <w:tblW w:w="10423" w:type="dxa"/>
+        <w:tblW w:w="8806" w:type="dxa"/>
         <w:shd w:val="clear" w:color="auto" w:fill="1B1D1E"/>
         <w:tblCellMar>
           <w:top w:w="15" w:type="dxa"/>
@@ -9719,14 +9719,14 @@
         <w:tblLook w:val="04A0" w:firstRow="1" w:lastRow="0" w:firstColumn="1" w:lastColumn="0" w:noHBand="0" w:noVBand="1"/>
       </w:tblPr>
       <w:tblGrid>
-        <w:gridCol w:w="3538"/>
-        <w:gridCol w:w="1816"/>
-        <w:gridCol w:w="2293"/>
-        <w:gridCol w:w="2776"/>
+        <w:gridCol w:w="2989"/>
+        <w:gridCol w:w="1535"/>
+        <w:gridCol w:w="1937"/>
+        <w:gridCol w:w="2345"/>
       </w:tblGrid>
       <w:tr>
         <w:trPr>
-          <w:trHeight w:val="742"/>
+          <w:trHeight w:val="126"/>
           <w:tblHeader/>
         </w:trPr>
         <w:tc>
@@ -9940,7 +9940,7 @@
       </w:tr>
       <w:tr>
         <w:trPr>
-          <w:trHeight w:val="727"/>
+          <w:trHeight w:val="124"/>
         </w:trPr>
         <w:tc>
           <w:tcPr>
@@ -10121,7 +10121,7 @@
       </w:tr>
       <w:tr>
         <w:trPr>
-          <w:trHeight w:val="742"/>
+          <w:trHeight w:val="126"/>
         </w:trPr>
         <w:tc>
           <w:tcPr>
@@ -10302,7 +10302,7 @@
       </w:tr>
       <w:tr>
         <w:trPr>
-          <w:trHeight w:val="742"/>
+          <w:trHeight w:val="126"/>
         </w:trPr>
         <w:tc>
           <w:tcPr>
@@ -10483,7 +10483,7 @@
       </w:tr>
       <w:tr>
         <w:trPr>
-          <w:trHeight w:val="742"/>
+          <w:trHeight w:val="126"/>
         </w:trPr>
         <w:tc>
           <w:tcPr>
@@ -10664,7 +10664,7 @@
       </w:tr>
       <w:tr>
         <w:trPr>
-          <w:trHeight w:val="727"/>
+          <w:trHeight w:val="124"/>
         </w:trPr>
         <w:tc>
           <w:tcPr>
@@ -10845,7 +10845,7 @@
       </w:tr>
       <w:tr>
         <w:trPr>
-          <w:trHeight w:val="742"/>
+          <w:trHeight w:val="433"/>
         </w:trPr>
         <w:tc>
           <w:tcPr>
@@ -11048,7 +11048,7 @@
           <w14:ligatures w14:val="none"/>
         </w:rPr>
         <w:pict w14:anchorId="7E823BD2">
-          <v:rect id="_x0000_i1071" style="width:652.5pt;height:1.5pt" o:hrpct="0" o:hralign="center" o:hrstd="t" o:hr="t" fillcolor="#a0a0a0" stroked="f"/>
+          <v:rect id="_x0000_i1037" style="width:652.5pt;height:1.5pt" o:hrpct="0" o:hralign="center" o:hrstd="t" o:hr="t" fillcolor="#a0a0a0" stroked="f"/>
         </w:pict>
       </w:r>
     </w:p>
@@ -11409,7 +11409,7 @@
           <w14:ligatures w14:val="none"/>
         </w:rPr>
         <w:pict w14:anchorId="653DD5CE">
-          <v:rect id="_x0000_i1072" style="width:652.5pt;height:1.5pt" o:hrpct="0" o:hralign="center" o:hrstd="t" o:hr="t" fillcolor="#a0a0a0" stroked="f"/>
+          <v:rect id="_x0000_i1038" style="width:652.5pt;height:1.5pt" o:hrpct="0" o:hralign="center" o:hrstd="t" o:hr="t" fillcolor="#a0a0a0" stroked="f"/>
         </w:pict>
       </w:r>
     </w:p>
@@ -11741,7 +11741,7 @@
           <w14:ligatures w14:val="none"/>
         </w:rPr>
         <w:pict w14:anchorId="10403D0B">
-          <v:rect id="_x0000_i1073" style="width:652.5pt;height:1.5pt" o:hrpct="0" o:hralign="center" o:hrstd="t" o:hr="t" fillcolor="#a0a0a0" stroked="f"/>
+          <v:rect id="_x0000_i1039" style="width:652.5pt;height:1.5pt" o:hrpct="0" o:hralign="center" o:hrstd="t" o:hr="t" fillcolor="#a0a0a0" stroked="f"/>
         </w:pict>
       </w:r>
     </w:p>
@@ -11820,7 +11820,7 @@
           <w14:ligatures w14:val="none"/>
         </w:rPr>
         <w:pict w14:anchorId="0B72967B">
-          <v:rect id="_x0000_i1074" style="width:652.5pt;height:1.5pt" o:hrpct="0" o:hralign="center" o:hrstd="t" o:hr="t" fillcolor="#a0a0a0" stroked="f"/>
+          <v:rect id="_x0000_i1040" style="width:652.5pt;height:1.5pt" o:hrpct="0" o:hralign="center" o:hrstd="t" o:hr="t" fillcolor="#a0a0a0" stroked="f"/>
         </w:pict>
       </w:r>
     </w:p>
